--- a/akbl/AKBL-37294-TS-26-01.docx
+++ b/akbl/AKBL-37294-TS-26-01.docx
@@ -180,7 +180,16 @@
           <w:szCs w:val="20"/>
           <w:u w:val="none"/>
         </w:rPr>
-        <w:t>March 7</w:t>
+        <w:t xml:space="preserve">March </w:t>
+      </w:r>
+      <w:r>
+        <w:rPr>
+          <w:color w:val="auto"/>
+          <w:sz w:val="20"/>
+          <w:szCs w:val="20"/>
+          <w:u w:val="none"/>
+        </w:rPr>
+        <w:t>30</w:t>
       </w:r>
       <w:r>
         <w:rPr>
@@ -794,19 +803,7 @@
           <w:szCs w:val="20"/>
           <w:u w:val="none"/>
         </w:rPr>
-        <w:t>CNIC copy of the Transferor (seller)</w:t>
-      </w:r>
-      <w:r>
-        <w:rPr>
-          <w:b w:val="false"/>
-          <w:strike w:val="false"/>
-          <w:dstrike w:val="false"/>
-          <w:color w:val="auto"/>
-          <w:sz w:val="20"/>
-          <w:szCs w:val="20"/>
-          <w:u w:val="none"/>
-        </w:rPr>
-        <w:t>.</w:t>
+        <w:t>CNIC copy of the Transferor (seller).</w:t>
       </w:r>
     </w:p>
     <w:p>
@@ -1038,6 +1035,52 @@
           <w:sz w:val="20"/>
           <w:szCs w:val="20"/>
         </w:rPr>
+        <w:drawing>
+          <wp:anchor distT="0" distB="0" distL="0" distR="0" simplePos="0" relativeHeight="2" behindDoc="0" locked="0" layoutInCell="1" allowOverlap="1">
+            <wp:simplePos x="0" y="0"/>
+            <wp:positionH relativeFrom="column">
+              <wp:posOffset>-50165</wp:posOffset>
+            </wp:positionH>
+            <wp:positionV relativeFrom="paragraph">
+              <wp:posOffset>73025</wp:posOffset>
+            </wp:positionV>
+            <wp:extent cx="1151890" cy="466090"/>
+            <wp:effectExtent l="0" t="0" r="0" b="0"/>
+            <wp:wrapNone/>
+            <wp:docPr id="1" name="Image1"/>
+            <wp:cNvGraphicFramePr>
+              <a:graphicFrameLocks xmlns:a="http://schemas.openxmlformats.org/drawingml/2006/main" noChangeAspect="1"/>
+            </wp:cNvGraphicFramePr>
+            <a:graphic xmlns:a="http://schemas.openxmlformats.org/drawingml/2006/main">
+              <a:graphicData uri="http://schemas.openxmlformats.org/drawingml/2006/picture">
+                <pic:pic xmlns:pic="http://schemas.openxmlformats.org/drawingml/2006/picture">
+                  <pic:nvPicPr>
+                    <pic:cNvPr id="1" name="Image1"/>
+                    <pic:cNvPicPr>
+                      <a:picLocks noChangeAspect="1" noChangeArrowheads="1"/>
+                    </pic:cNvPicPr>
+                  </pic:nvPicPr>
+                  <pic:blipFill>
+                    <a:blip r:embed="rId2"/>
+                    <a:stretch>
+                      <a:fillRect/>
+                    </a:stretch>
+                  </pic:blipFill>
+                  <pic:spPr bwMode="auto">
+                    <a:xfrm>
+                      <a:off x="0" y="0"/>
+                      <a:ext cx="1151890" cy="466090"/>
+                    </a:xfrm>
+                    <a:prstGeom prst="rect">
+                      <a:avLst/>
+                    </a:prstGeom>
+                    <a:noFill/>
+                  </pic:spPr>
+                </pic:pic>
+              </a:graphicData>
+            </a:graphic>
+          </wp:anchor>
+        </w:drawing>
       </w:r>
     </w:p>
     <w:p>
@@ -1402,12 +1445,12 @@
       </w:r>
     </w:p>
     <w:sectPr>
-      <w:headerReference w:type="even" r:id="rId2"/>
-      <w:headerReference w:type="default" r:id="rId3"/>
-      <w:headerReference w:type="first" r:id="rId4"/>
-      <w:footerReference w:type="even" r:id="rId5"/>
-      <w:footerReference w:type="default" r:id="rId6"/>
-      <w:footerReference w:type="first" r:id="rId7"/>
+      <w:headerReference w:type="even" r:id="rId3"/>
+      <w:headerReference w:type="default" r:id="rId4"/>
+      <w:headerReference w:type="first" r:id="rId5"/>
+      <w:footerReference w:type="even" r:id="rId6"/>
+      <w:footerReference w:type="default" r:id="rId7"/>
+      <w:footerReference w:type="first" r:id="rId8"/>
       <w:type w:val="nextPage"/>
       <w:pgSz w:w="12240" w:h="15840"/>
       <w:pgMar w:left="1134" w:right="1134" w:gutter="0" w:header="1134" w:top="1661" w:footer="1134" w:bottom="1693"/>
@@ -1509,14 +1552,14 @@
             </w:tblCellMar>
           </w:tblPr>
           <w:tblGrid>
-            <w:gridCol w:w="5309"/>
-            <w:gridCol w:w="2718"/>
+            <w:gridCol w:w="5308"/>
+            <w:gridCol w:w="2719"/>
           </w:tblGrid>
           <w:tr>
             <w:trPr/>
             <w:tc>
               <w:tcPr>
-                <w:tcW w:w="5309" w:type="dxa"/>
+                <w:tcW w:w="5308" w:type="dxa"/>
                 <w:tcBorders/>
               </w:tcPr>
               <w:p>
@@ -1569,7 +1612,7 @@
             </w:tc>
             <w:tc>
               <w:tcPr>
-                <w:tcW w:w="2718" w:type="dxa"/>
+                <w:tcW w:w="2719" w:type="dxa"/>
                 <w:tcBorders/>
               </w:tcPr>
               <w:p>
@@ -1781,14 +1824,14 @@
             </w:tblCellMar>
           </w:tblPr>
           <w:tblGrid>
-            <w:gridCol w:w="5309"/>
-            <w:gridCol w:w="2718"/>
+            <w:gridCol w:w="5308"/>
+            <w:gridCol w:w="2719"/>
           </w:tblGrid>
           <w:tr>
             <w:trPr/>
             <w:tc>
               <w:tcPr>
-                <w:tcW w:w="5309" w:type="dxa"/>
+                <w:tcW w:w="5308" w:type="dxa"/>
                 <w:tcBorders/>
               </w:tcPr>
               <w:p>
@@ -1841,7 +1884,7 @@
             </w:tc>
             <w:tc>
               <w:tcPr>
-                <w:tcW w:w="2718" w:type="dxa"/>
+                <w:tcW w:w="2719" w:type="dxa"/>
                 <w:tcBorders/>
               </w:tcPr>
               <w:p>
@@ -2691,7 +2734,7 @@
     <w:pPr>
       <w:widowControl/>
       <w:suppressAutoHyphens w:val="true"/>
-      <w:overflowPunct w:val="false"/>
+      <w:overflowPunct w:val="true"/>
       <w:bidi w:val="0"/>
       <w:snapToGrid w:val="false"/>
       <w:spacing w:before="0" w:after="0"/>
@@ -2743,8 +2786,8 @@
       <w:bCs/>
     </w:rPr>
   </w:style>
-  <w:style w:type="character" w:styleId="Bulletsuser">
-    <w:name w:val="Bullets (user)"/>
+  <w:style w:type="character" w:styleId="Bullets">
+    <w:name w:val="Bullets"/>
     <w:qFormat/>
     <w:rPr>
       <w:rFonts w:ascii="OpenSymbol" w:hAnsi="OpenSymbol" w:eastAsia="OpenSymbol" w:cs="OpenSymbol"/>
@@ -2847,7 +2890,7 @@
     <w:pPr>
       <w:widowControl/>
       <w:suppressAutoHyphens w:val="true"/>
-      <w:overflowPunct w:val="false"/>
+      <w:overflowPunct w:val="true"/>
       <w:bidi w:val="0"/>
       <w:spacing w:before="0" w:after="0"/>
       <w:jc w:val="start"/>
